--- a/작업일지/14주차.docx
+++ b/작업일지/14주차.docx
@@ -95,9 +95,6 @@
           <w:p>
             <w:pPr>
               <w:jc w:val="center"/>
-              <w:rPr>
-                <w:rFonts w:hint="eastAsia"/>
-              </w:rPr>
             </w:pPr>
             <w:r>
               <w:rPr>
@@ -136,9 +133,6 @@
           <w:p>
             <w:pPr>
               <w:jc w:val="center"/>
-              <w:rPr>
-                <w:rFonts w:hint="eastAsia"/>
-              </w:rPr>
             </w:pPr>
             <w:r>
               <w:rPr>
@@ -201,6 +195,7 @@
                 <w:bCs/>
               </w:rPr>
             </w:pPr>
+            <w:proofErr w:type="spellStart"/>
             <w:r>
               <w:rPr>
                 <w:rFonts w:hint="eastAsia"/>
@@ -209,6 +204,7 @@
               </w:rPr>
               <w:t>팀명</w:t>
             </w:r>
+            <w:proofErr w:type="spellEnd"/>
           </w:p>
         </w:tc>
         <w:tc>
@@ -278,7 +274,21 @@
               <w:rPr>
                 <w:rFonts w:hint="eastAsia"/>
               </w:rPr>
-              <w:t xml:space="preserve"> 윤이하나(기획, </w:t>
+              <w:t xml:space="preserve"> </w:t>
+            </w:r>
+            <w:proofErr w:type="spellStart"/>
+            <w:r>
+              <w:rPr>
+                <w:rFonts w:hint="eastAsia"/>
+              </w:rPr>
+              <w:t>윤이하나</w:t>
+            </w:r>
+            <w:proofErr w:type="spellEnd"/>
+            <w:r>
+              <w:rPr>
+                <w:rFonts w:hint="eastAsia"/>
+              </w:rPr>
+              <w:t xml:space="preserve">(기획, </w:t>
             </w:r>
             <w:r>
               <w:rPr>
@@ -438,6 +448,7 @@
                 <w:bCs/>
               </w:rPr>
             </w:pPr>
+            <w:proofErr w:type="spellStart"/>
             <w:r>
               <w:rPr>
                 <w:rFonts w:hint="eastAsia"/>
@@ -446,6 +457,7 @@
               </w:rPr>
               <w:t>윤이하나</w:t>
             </w:r>
+            <w:proofErr w:type="spellEnd"/>
           </w:p>
         </w:tc>
         <w:tc>
@@ -453,16 +465,25 @@
             <w:tcW w:w="9214" w:type="dxa"/>
           </w:tcPr>
           <w:p>
-            <w:pPr>
-              <w:rPr>
-                <w:rFonts w:hint="eastAsia"/>
-              </w:rPr>
-            </w:pPr>
-            <w:r>
-              <w:rPr>
-                <w:rFonts w:hint="eastAsia"/>
-              </w:rPr>
-              <w:t>- 인벤토리 내용 문서화하기(무게, 친구 인벤 열기 조건 등)</w:t>
+            <w:r>
+              <w:rPr>
+                <w:rFonts w:hint="eastAsia"/>
+              </w:rPr>
+              <w:t xml:space="preserve">- 인벤토리 내용 문서화하기(무게, 친구 </w:t>
+            </w:r>
+            <w:proofErr w:type="spellStart"/>
+            <w:r>
+              <w:rPr>
+                <w:rFonts w:hint="eastAsia"/>
+              </w:rPr>
+              <w:t>인벤</w:t>
+            </w:r>
+            <w:proofErr w:type="spellEnd"/>
+            <w:r>
+              <w:rPr>
+                <w:rFonts w:hint="eastAsia"/>
+              </w:rPr>
+              <w:t xml:space="preserve"> 열기 조건 등)</w:t>
             </w:r>
           </w:p>
           <w:p>
@@ -474,11 +495,6 @@
             </w:r>
           </w:p>
           <w:p>
-            <w:pPr>
-              <w:rPr>
-                <w:rFonts w:hint="eastAsia"/>
-              </w:rPr>
-            </w:pPr>
             <w:r>
               <w:rPr>
                 <w:rFonts w:hint="eastAsia"/>
@@ -543,7 +559,33 @@
           <w:tcPr>
             <w:tcW w:w="9214" w:type="dxa"/>
           </w:tcPr>
-          <w:p/>
+          <w:p>
+            <w:pPr>
+              <w:rPr>
+                <w:rFonts w:hint="eastAsia"/>
+              </w:rPr>
+            </w:pPr>
+            <w:r>
+              <w:rPr>
+                <w:rFonts w:hint="eastAsia"/>
+              </w:rPr>
+              <w:t xml:space="preserve">- </w:t>
+            </w:r>
+            <w:proofErr w:type="spellStart"/>
+            <w:r>
+              <w:rPr>
+                <w:rFonts w:hint="eastAsia"/>
+              </w:rPr>
+              <w:t>언리얼</w:t>
+            </w:r>
+            <w:proofErr w:type="spellEnd"/>
+            <w:r>
+              <w:rPr>
+                <w:rFonts w:hint="eastAsia"/>
+              </w:rPr>
+              <w:t xml:space="preserve"> 다른 컴퓨터에서 하얗게 그려지고 Resource 로드 안 되는 문제 해결하기</w:t>
+            </w:r>
+          </w:p>
         </w:tc>
       </w:tr>
     </w:tbl>
@@ -586,6 +628,7 @@
                 <w:bCs/>
               </w:rPr>
             </w:pPr>
+            <w:proofErr w:type="spellStart"/>
             <w:r>
               <w:rPr>
                 <w:rFonts w:hint="eastAsia"/>
@@ -594,41 +637,7 @@
               </w:rPr>
               <w:t>윤이하나</w:t>
             </w:r>
-          </w:p>
-        </w:tc>
-        <w:tc>
-          <w:tcPr>
-            <w:tcW w:w="9214" w:type="dxa"/>
-          </w:tcPr>
-          <w:p>
-            <w:pPr>
-              <w:rPr>
-                <w:rFonts w:hint="eastAsia"/>
-              </w:rPr>
-            </w:pPr>
-          </w:p>
-        </w:tc>
-      </w:tr>
-      <w:tr>
-        <w:tc>
-          <w:tcPr>
-            <w:tcW w:w="1271" w:type="dxa"/>
-          </w:tcPr>
-          <w:p>
-            <w:pPr>
-              <w:rPr>
-                <w:b/>
-                <w:bCs/>
-              </w:rPr>
-            </w:pPr>
-            <w:r>
-              <w:rPr>
-                <w:rFonts w:hint="eastAsia"/>
-                <w:b/>
-                <w:bCs/>
-              </w:rPr>
-              <w:t>임수영</w:t>
-            </w:r>
+            <w:proofErr w:type="spellEnd"/>
           </w:p>
         </w:tc>
         <w:tc>
@@ -656,7 +665,7 @@
                 <w:b/>
                 <w:bCs/>
               </w:rPr>
-              <w:t>임채은</w:t>
+              <w:t>임수영</w:t>
             </w:r>
           </w:p>
         </w:tc>
@@ -665,6 +674,157 @@
             <w:tcW w:w="9214" w:type="dxa"/>
           </w:tcPr>
           <w:p/>
+        </w:tc>
+      </w:tr>
+      <w:tr>
+        <w:tc>
+          <w:tcPr>
+            <w:tcW w:w="1271" w:type="dxa"/>
+          </w:tcPr>
+          <w:p>
+            <w:pPr>
+              <w:rPr>
+                <w:b/>
+                <w:bCs/>
+              </w:rPr>
+            </w:pPr>
+            <w:r>
+              <w:rPr>
+                <w:rFonts w:hint="eastAsia"/>
+                <w:b/>
+                <w:bCs/>
+              </w:rPr>
+              <w:t>임채은</w:t>
+            </w:r>
+          </w:p>
+        </w:tc>
+        <w:tc>
+          <w:tcPr>
+            <w:tcW w:w="9214" w:type="dxa"/>
+          </w:tcPr>
+          <w:p>
+            <w:r>
+              <w:rPr>
+                <w:rFonts w:hint="eastAsia"/>
+              </w:rPr>
+              <w:t>1116</w:t>
+            </w:r>
+          </w:p>
+          <w:p>
+            <w:pPr>
+              <w:rPr>
+                <w:rFonts w:hint="eastAsia"/>
+              </w:rPr>
+            </w:pPr>
+            <w:r>
+              <w:rPr>
+                <w:rFonts w:hint="eastAsia"/>
+              </w:rPr>
+              <w:t xml:space="preserve">- </w:t>
+            </w:r>
+            <w:proofErr w:type="spellStart"/>
+            <w:r>
+              <w:rPr>
+                <w:rFonts w:hint="eastAsia"/>
+              </w:rPr>
+              <w:t>언리얼</w:t>
+            </w:r>
+            <w:proofErr w:type="spellEnd"/>
+            <w:r>
+              <w:rPr>
+                <w:rFonts w:hint="eastAsia"/>
+              </w:rPr>
+              <w:t xml:space="preserve"> 다른 컴퓨터에서 이상하게 실행되는 문제 드디어 해결했다!! 내 저장소를 새로 파서 프로젝트를 생성했더니 다른 컴퓨터에서 실행이 잘 돼서, B1A2 저장소 문제 인줄 알았다. 근데 수영이가 B1A2 저장소의 상위 폴더에 git ignore 파일이 생성한 적 없는데 있어서 이상하다고 해서 지워봤더니 해결이 됐다. 예전에 git ignore 설정하다가 </w:t>
+            </w:r>
+            <w:proofErr w:type="spellStart"/>
+            <w:r>
+              <w:rPr>
+                <w:rFonts w:hint="eastAsia"/>
+              </w:rPr>
+              <w:t>Confing</w:t>
+            </w:r>
+            <w:proofErr w:type="spellEnd"/>
+            <w:r>
+              <w:rPr>
+                <w:rFonts w:hint="eastAsia"/>
+              </w:rPr>
+              <w:t xml:space="preserve"> 파일 중 몇 개가 추가돼서 그런 것 같다. 그런 줄도 모르고 한 달 넘게 헤맸다는 게 너무 허탈하다. 저장소 탓했던 나를 </w:t>
+            </w:r>
+            <w:proofErr w:type="gramStart"/>
+            <w:r>
+              <w:rPr>
+                <w:rFonts w:hint="eastAsia"/>
+              </w:rPr>
+              <w:t>반성하며..</w:t>
+            </w:r>
+            <w:proofErr w:type="gramEnd"/>
+            <w:r>
+              <w:rPr>
+                <w:rFonts w:hint="eastAsia"/>
+              </w:rPr>
+              <w:t xml:space="preserve"> 앞으로 git </w:t>
+            </w:r>
+            <w:r>
+              <w:t>ignore</w:t>
+            </w:r>
+            <w:r>
+              <w:rPr>
+                <w:rFonts w:hint="eastAsia"/>
+              </w:rPr>
+              <w:t xml:space="preserve"> 문제는 절대 안 겪을 것 같다.</w:t>
+            </w:r>
+          </w:p>
+          <w:p>
+            <w:pPr>
+              <w:rPr>
+                <w:rFonts w:hint="eastAsia"/>
+              </w:rPr>
+            </w:pPr>
+            <w:r>
+              <w:lastRenderedPageBreak/>
+              <w:drawing>
+                <wp:inline distT="0" distB="0" distL="0" distR="0" wp14:anchorId="5003EDAB" wp14:editId="4B226C13">
+                  <wp:extent cx="4879075" cy="3925264"/>
+                  <wp:effectExtent l="0" t="0" r="0" b="0"/>
+                  <wp:docPr id="1552701751" name="그림 1"/>
+                  <wp:cNvGraphicFramePr>
+                    <a:graphicFrameLocks xmlns:a="http://schemas.openxmlformats.org/drawingml/2006/main" noChangeAspect="1"/>
+                  </wp:cNvGraphicFramePr>
+                  <a:graphic xmlns:a="http://schemas.openxmlformats.org/drawingml/2006/main">
+                    <a:graphicData uri="http://schemas.openxmlformats.org/drawingml/2006/picture">
+                      <pic:pic xmlns:pic="http://schemas.openxmlformats.org/drawingml/2006/picture">
+                        <pic:nvPicPr>
+                          <pic:cNvPr id="1552701751" name=""/>
+                          <pic:cNvPicPr/>
+                        </pic:nvPicPr>
+                        <pic:blipFill>
+                          <a:blip r:embed="rId7"/>
+                          <a:stretch>
+                            <a:fillRect/>
+                          </a:stretch>
+                        </pic:blipFill>
+                        <pic:spPr>
+                          <a:xfrm>
+                            <a:off x="0" y="0"/>
+                            <a:ext cx="4885420" cy="3930368"/>
+                          </a:xfrm>
+                          <a:prstGeom prst="rect">
+                            <a:avLst/>
+                          </a:prstGeom>
+                        </pic:spPr>
+                      </pic:pic>
+                    </a:graphicData>
+                  </a:graphic>
+                </wp:inline>
+              </w:drawing>
+            </w:r>
+            <w:r>
+              <w:rPr>
+                <w:rFonts w:hint="eastAsia"/>
+              </w:rPr>
+              <w:t xml:space="preserve"> </w:t>
+            </w:r>
+          </w:p>
         </w:tc>
       </w:tr>
     </w:tbl>

--- a/작업일지/14주차.docx
+++ b/작업일지/14주차.docx
@@ -530,7 +530,31 @@
           <w:tcPr>
             <w:tcW w:w="9214" w:type="dxa"/>
           </w:tcPr>
-          <w:p/>
+          <w:p>
+            <w:r>
+              <w:rPr>
+                <w:rFonts w:hint="eastAsia"/>
+              </w:rPr>
+              <w:t>-</w:t>
+            </w:r>
+            <w:r>
+              <w:t xml:space="preserve"> </w:t>
+            </w:r>
+            <w:proofErr w:type="spellStart"/>
+            <w:r>
+              <w:rPr>
+                <w:rFonts w:hint="eastAsia"/>
+              </w:rPr>
+              <w:t>언리얼</w:t>
+            </w:r>
+            <w:proofErr w:type="spellEnd"/>
+            <w:r>
+              <w:rPr>
+                <w:rFonts w:hint="eastAsia"/>
+              </w:rPr>
+              <w:t xml:space="preserve"> 서버/클라 연동하기</w:t>
+            </w:r>
+          </w:p>
         </w:tc>
       </w:tr>
       <w:tr>
@@ -560,11 +584,6 @@
             <w:tcW w:w="9214" w:type="dxa"/>
           </w:tcPr>
           <w:p>
-            <w:pPr>
-              <w:rPr>
-                <w:rFonts w:hint="eastAsia"/>
-              </w:rPr>
-            </w:pPr>
             <w:r>
               <w:rPr>
                 <w:rFonts w:hint="eastAsia"/>
@@ -673,7 +692,106 @@
           <w:tcPr>
             <w:tcW w:w="9214" w:type="dxa"/>
           </w:tcPr>
-          <w:p/>
+          <w:p>
+            <w:pPr>
+              <w:rPr>
+                <w:rFonts w:hint="eastAsia"/>
+              </w:rPr>
+            </w:pPr>
+            <w:r>
+              <w:rPr>
+                <w:rFonts w:hint="eastAsia"/>
+              </w:rPr>
+              <w:t>-</w:t>
+            </w:r>
+            <w:r>
+              <w:t xml:space="preserve"> </w:t>
+            </w:r>
+            <w:proofErr w:type="spellStart"/>
+            <w:r>
+              <w:rPr>
+                <w:rFonts w:hint="eastAsia"/>
+              </w:rPr>
+              <w:t>과제랑</w:t>
+            </w:r>
+            <w:proofErr w:type="spellEnd"/>
+            <w:r>
+              <w:rPr>
+                <w:rFonts w:hint="eastAsia"/>
+              </w:rPr>
+              <w:t xml:space="preserve"> 시험 공부하느라 한 게 없다. 근데 </w:t>
+            </w:r>
+            <w:proofErr w:type="spellStart"/>
+            <w:r>
+              <w:rPr>
+                <w:rFonts w:hint="eastAsia"/>
+              </w:rPr>
+              <w:t>채은이랑</w:t>
+            </w:r>
+            <w:proofErr w:type="spellEnd"/>
+            <w:r>
+              <w:rPr>
+                <w:rFonts w:hint="eastAsia"/>
+              </w:rPr>
+              <w:t xml:space="preserve"> </w:t>
+            </w:r>
+            <w:proofErr w:type="spellStart"/>
+            <w:r>
+              <w:rPr>
+                <w:rFonts w:hint="eastAsia"/>
+              </w:rPr>
+              <w:t>언리얼</w:t>
+            </w:r>
+            <w:proofErr w:type="spellEnd"/>
+            <w:r>
+              <w:rPr>
+                <w:rFonts w:hint="eastAsia"/>
+              </w:rPr>
+              <w:t xml:space="preserve"> </w:t>
+            </w:r>
+            <w:proofErr w:type="spellStart"/>
+            <w:r>
+              <w:rPr>
+                <w:rFonts w:hint="eastAsia"/>
+              </w:rPr>
+              <w:t>안돌아가던</w:t>
+            </w:r>
+            <w:proofErr w:type="spellEnd"/>
+            <w:r>
+              <w:rPr>
+                <w:rFonts w:hint="eastAsia"/>
+              </w:rPr>
+              <w:t xml:space="preserve"> 거 원인 찾으려고 </w:t>
+            </w:r>
+            <w:proofErr w:type="spellStart"/>
+            <w:r>
+              <w:rPr>
+                <w:rFonts w:hint="eastAsia"/>
+              </w:rPr>
+              <w:t>깃허브</w:t>
+            </w:r>
+            <w:proofErr w:type="spellEnd"/>
+            <w:r>
+              <w:rPr>
+                <w:rFonts w:hint="eastAsia"/>
+              </w:rPr>
+              <w:t xml:space="preserve"> 테스트 같이 </w:t>
+            </w:r>
+            <w:proofErr w:type="spellStart"/>
+            <w:r>
+              <w:rPr>
+                <w:rFonts w:hint="eastAsia"/>
+              </w:rPr>
+              <w:t>했었는데</w:t>
+            </w:r>
+            <w:proofErr w:type="spellEnd"/>
+            <w:r>
+              <w:rPr>
+                <w:rFonts w:hint="eastAsia"/>
+              </w:rPr>
+              <w:t xml:space="preserve"> 드디어 해결했다.</w:t>
+            </w:r>
+          </w:p>
         </w:tc>
       </w:tr>
       <w:tr>
@@ -711,11 +829,6 @@
             </w:r>
           </w:p>
           <w:p>
-            <w:pPr>
-              <w:rPr>
-                <w:rFonts w:hint="eastAsia"/>
-              </w:rPr>
-            </w:pPr>
             <w:r>
               <w:rPr>
                 <w:rFonts w:hint="eastAsia"/>
@@ -748,21 +861,7 @@
               <w:rPr>
                 <w:rFonts w:hint="eastAsia"/>
               </w:rPr>
-              <w:t xml:space="preserve"> 파일 중 몇 개가 추가돼서 그런 것 같다. 그런 줄도 모르고 한 달 넘게 헤맸다는 게 너무 허탈하다. 저장소 탓했던 나를 </w:t>
-            </w:r>
-            <w:proofErr w:type="gramStart"/>
-            <w:r>
-              <w:rPr>
-                <w:rFonts w:hint="eastAsia"/>
-              </w:rPr>
-              <w:t>반성하며..</w:t>
-            </w:r>
-            <w:proofErr w:type="gramEnd"/>
-            <w:r>
-              <w:rPr>
-                <w:rFonts w:hint="eastAsia"/>
-              </w:rPr>
-              <w:t xml:space="preserve"> 앞으로 git </w:t>
+              <w:t xml:space="preserve"> 파일 중 몇 개가 추가돼서 그런 것 같다. 그런 줄도 모르고 한 달 넘게 헤맸다는 게 너무 허탈하다. 저장소 탓했던 나를 반성하며.. 앞으로 git </w:t>
             </w:r>
             <w:r>
               <w:t>ignore</w:t>
@@ -775,12 +874,10 @@
             </w:r>
           </w:p>
           <w:p>
-            <w:pPr>
-              <w:rPr>
-                <w:rFonts w:hint="eastAsia"/>
-              </w:rPr>
-            </w:pPr>
-            <w:r>
+            <w:r>
+              <w:rPr>
+                <w:noProof/>
+              </w:rPr>
               <w:lastRenderedPageBreak/>
               <w:drawing>
                 <wp:inline distT="0" distB="0" distL="0" distR="0" wp14:anchorId="5003EDAB" wp14:editId="4B226C13">
@@ -899,6 +996,118 @@
 <file path=word/numbering.xml><?xml version="1.0" encoding="utf-8"?>
 <w:numbering xmlns:wpc="http://schemas.microsoft.com/office/word/2010/wordprocessingCanvas" xmlns:cx="http://schemas.microsoft.com/office/drawing/2014/chartex" xmlns:cx1="http://schemas.microsoft.com/office/drawing/2015/9/8/chartex" xmlns:cx2="http://schemas.microsoft.com/office/drawing/2015/10/21/chartex" xmlns:cx3="http://schemas.microsoft.com/office/drawing/2016/5/9/chartex" xmlns:cx4="http://schemas.microsoft.com/office/drawing/2016/5/10/chartex" xmlns:cx5="http://schemas.microsoft.com/office/drawing/2016/5/11/chartex" xmlns:cx6="http://schemas.microsoft.com/office/drawing/2016/5/12/chartex" xmlns:cx7="http://schemas.microsoft.com/office/drawing/2016/5/13/chartex" xmlns:cx8="http://schemas.microsoft.com/office/drawing/2016/5/14/chartex" xmlns:mc="http://schemas.openxmlformats.org/markup-compatibility/2006" xmlns:aink="http://schemas.microsoft.com/office/drawing/2016/ink" xmlns:am3d="http://schemas.microsoft.com/office/drawing/2017/model3d" xmlns:o="urn:schemas-microsoft-com:office:office" xmlns:oel="http://schemas.microsoft.com/office/2019/extlst" xmlns:r="http://schemas.openxmlformats.org/officeDocument/2006/relationships" xmlns:m="http://schemas.openxmlformats.org/officeDocument/2006/math" xmlns:v="urn:schemas-microsoft-com:vml" xmlns:wp14="http://schemas.microsoft.com/office/word/2010/wordprocessingDrawing" xmlns:wp="http://schemas.openxmlformats.org/drawingml/2006/wordprocessingDrawing" xmlns:w10="urn:schemas-microsoft-com:office:word" xmlns:w="http://schemas.openxmlformats.org/wordprocessingml/2006/main" xmlns:w14="http://schemas.microsoft.com/office/word/2010/wordml" xmlns:w15="http://schemas.microsoft.com/office/word/2012/wordml" xmlns:w16cex="http://schemas.microsoft.com/office/word/2018/wordml/cex" xmlns:w16cid="http://schemas.microsoft.com/office/word/2016/wordml/cid" xmlns:w16="http://schemas.microsoft.com/office/word/2018/wordml" xmlns:w16du="http://schemas.microsoft.com/office/word/2023/wordml/word16du" xmlns:w16sdtdh="http://schemas.microsoft.com/office/word/2020/wordml/sdtdatahash" xmlns:w16sdtfl="http://schemas.microsoft.com/office/word/2024/wordml/sdtformatlock" xmlns:w16se="http://schemas.microsoft.com/office/word/2015/wordml/symex" xmlns:wpg="http://schemas.microsoft.com/office/word/2010/wordprocessingGroup" xmlns:wpi="http://schemas.microsoft.com/office/word/2010/wordprocessingInk" xmlns:wne="http://schemas.microsoft.com/office/word/2006/wordml" xmlns:wps="http://schemas.microsoft.com/office/word/2010/wordprocessingShape" mc:Ignorable="w14 w15 w16se w16cid w16 w16cex w16sdtdh w16sdtfl w16du wp14">
   <w:abstractNum w:abstractNumId="0" w15:restartNumberingAfterBreak="0">
+    <w:nsid w:val="179325A9"/>
+    <w:multiLevelType w:val="hybridMultilevel"/>
+    <w:tmpl w:val="16DA163C"/>
+    <w:lvl w:ilvl="0" w:tplc="DED8B8A4">
+      <w:numFmt w:val="bullet"/>
+      <w:lvlText w:val="-"/>
+      <w:lvlJc w:val="left"/>
+      <w:pPr>
+        <w:ind w:left="800" w:hanging="360"/>
+      </w:pPr>
+      <w:rPr>
+        <w:rFonts w:ascii="맑은 고딕" w:eastAsia="맑은 고딕" w:hAnsi="맑은 고딕" w:cstheme="minorBidi" w:hint="eastAsia"/>
+      </w:rPr>
+    </w:lvl>
+    <w:lvl w:ilvl="1" w:tplc="04090003" w:tentative="1">
+      <w:start w:val="1"/>
+      <w:numFmt w:val="bullet"/>
+      <w:lvlText w:val=""/>
+      <w:lvlJc w:val="left"/>
+      <w:pPr>
+        <w:ind w:left="1320" w:hanging="440"/>
+      </w:pPr>
+      <w:rPr>
+        <w:rFonts w:ascii="Wingdings" w:hAnsi="Wingdings" w:hint="default"/>
+      </w:rPr>
+    </w:lvl>
+    <w:lvl w:ilvl="2" w:tplc="04090005" w:tentative="1">
+      <w:start w:val="1"/>
+      <w:numFmt w:val="bullet"/>
+      <w:lvlText w:val=""/>
+      <w:lvlJc w:val="left"/>
+      <w:pPr>
+        <w:ind w:left="1760" w:hanging="440"/>
+      </w:pPr>
+      <w:rPr>
+        <w:rFonts w:ascii="Wingdings" w:hAnsi="Wingdings" w:hint="default"/>
+      </w:rPr>
+    </w:lvl>
+    <w:lvl w:ilvl="3" w:tplc="04090001" w:tentative="1">
+      <w:start w:val="1"/>
+      <w:numFmt w:val="bullet"/>
+      <w:lvlText w:val=""/>
+      <w:lvlJc w:val="left"/>
+      <w:pPr>
+        <w:ind w:left="2200" w:hanging="440"/>
+      </w:pPr>
+      <w:rPr>
+        <w:rFonts w:ascii="Wingdings" w:hAnsi="Wingdings" w:hint="default"/>
+      </w:rPr>
+    </w:lvl>
+    <w:lvl w:ilvl="4" w:tplc="04090003" w:tentative="1">
+      <w:start w:val="1"/>
+      <w:numFmt w:val="bullet"/>
+      <w:lvlText w:val=""/>
+      <w:lvlJc w:val="left"/>
+      <w:pPr>
+        <w:ind w:left="2640" w:hanging="440"/>
+      </w:pPr>
+      <w:rPr>
+        <w:rFonts w:ascii="Wingdings" w:hAnsi="Wingdings" w:hint="default"/>
+      </w:rPr>
+    </w:lvl>
+    <w:lvl w:ilvl="5" w:tplc="04090005" w:tentative="1">
+      <w:start w:val="1"/>
+      <w:numFmt w:val="bullet"/>
+      <w:lvlText w:val=""/>
+      <w:lvlJc w:val="left"/>
+      <w:pPr>
+        <w:ind w:left="3080" w:hanging="440"/>
+      </w:pPr>
+      <w:rPr>
+        <w:rFonts w:ascii="Wingdings" w:hAnsi="Wingdings" w:hint="default"/>
+      </w:rPr>
+    </w:lvl>
+    <w:lvl w:ilvl="6" w:tplc="04090001" w:tentative="1">
+      <w:start w:val="1"/>
+      <w:numFmt w:val="bullet"/>
+      <w:lvlText w:val=""/>
+      <w:lvlJc w:val="left"/>
+      <w:pPr>
+        <w:ind w:left="3520" w:hanging="440"/>
+      </w:pPr>
+      <w:rPr>
+        <w:rFonts w:ascii="Wingdings" w:hAnsi="Wingdings" w:hint="default"/>
+      </w:rPr>
+    </w:lvl>
+    <w:lvl w:ilvl="7" w:tplc="04090003" w:tentative="1">
+      <w:start w:val="1"/>
+      <w:numFmt w:val="bullet"/>
+      <w:lvlText w:val=""/>
+      <w:lvlJc w:val="left"/>
+      <w:pPr>
+        <w:ind w:left="3960" w:hanging="440"/>
+      </w:pPr>
+      <w:rPr>
+        <w:rFonts w:ascii="Wingdings" w:hAnsi="Wingdings" w:hint="default"/>
+      </w:rPr>
+    </w:lvl>
+    <w:lvl w:ilvl="8" w:tplc="04090005" w:tentative="1">
+      <w:start w:val="1"/>
+      <w:numFmt w:val="bullet"/>
+      <w:lvlText w:val=""/>
+      <w:lvlJc w:val="left"/>
+      <w:pPr>
+        <w:ind w:left="4400" w:hanging="440"/>
+      </w:pPr>
+      <w:rPr>
+        <w:rFonts w:ascii="Wingdings" w:hAnsi="Wingdings" w:hint="default"/>
+      </w:rPr>
+    </w:lvl>
+  </w:abstractNum>
+  <w:abstractNum w:abstractNumId="1" w15:restartNumberingAfterBreak="0">
     <w:nsid w:val="1A3D51DD"/>
     <w:multiLevelType w:val="hybridMultilevel"/>
     <w:tmpl w:val="AB6AAB92"/>
@@ -1011,8 +1220,126 @@
       </w:rPr>
     </w:lvl>
   </w:abstractNum>
+  <w:abstractNum w:abstractNumId="2" w15:restartNumberingAfterBreak="0">
+    <w:nsid w:val="29EB6912"/>
+    <w:multiLevelType w:val="hybridMultilevel"/>
+    <w:tmpl w:val="2F66B3F4"/>
+    <w:lvl w:ilvl="0" w:tplc="1E063FDC">
+      <w:numFmt w:val="bullet"/>
+      <w:lvlText w:val="-"/>
+      <w:lvlJc w:val="left"/>
+      <w:pPr>
+        <w:ind w:left="800" w:hanging="360"/>
+      </w:pPr>
+      <w:rPr>
+        <w:rFonts w:ascii="맑은 고딕" w:eastAsia="맑은 고딕" w:hAnsi="맑은 고딕" w:cstheme="minorBidi" w:hint="eastAsia"/>
+      </w:rPr>
+    </w:lvl>
+    <w:lvl w:ilvl="1" w:tplc="04090003" w:tentative="1">
+      <w:start w:val="1"/>
+      <w:numFmt w:val="bullet"/>
+      <w:lvlText w:val=""/>
+      <w:lvlJc w:val="left"/>
+      <w:pPr>
+        <w:ind w:left="1320" w:hanging="440"/>
+      </w:pPr>
+      <w:rPr>
+        <w:rFonts w:ascii="Wingdings" w:hAnsi="Wingdings" w:hint="default"/>
+      </w:rPr>
+    </w:lvl>
+    <w:lvl w:ilvl="2" w:tplc="04090005" w:tentative="1">
+      <w:start w:val="1"/>
+      <w:numFmt w:val="bullet"/>
+      <w:lvlText w:val=""/>
+      <w:lvlJc w:val="left"/>
+      <w:pPr>
+        <w:ind w:left="1760" w:hanging="440"/>
+      </w:pPr>
+      <w:rPr>
+        <w:rFonts w:ascii="Wingdings" w:hAnsi="Wingdings" w:hint="default"/>
+      </w:rPr>
+    </w:lvl>
+    <w:lvl w:ilvl="3" w:tplc="04090001" w:tentative="1">
+      <w:start w:val="1"/>
+      <w:numFmt w:val="bullet"/>
+      <w:lvlText w:val=""/>
+      <w:lvlJc w:val="left"/>
+      <w:pPr>
+        <w:ind w:left="2200" w:hanging="440"/>
+      </w:pPr>
+      <w:rPr>
+        <w:rFonts w:ascii="Wingdings" w:hAnsi="Wingdings" w:hint="default"/>
+      </w:rPr>
+    </w:lvl>
+    <w:lvl w:ilvl="4" w:tplc="04090003" w:tentative="1">
+      <w:start w:val="1"/>
+      <w:numFmt w:val="bullet"/>
+      <w:lvlText w:val=""/>
+      <w:lvlJc w:val="left"/>
+      <w:pPr>
+        <w:ind w:left="2640" w:hanging="440"/>
+      </w:pPr>
+      <w:rPr>
+        <w:rFonts w:ascii="Wingdings" w:hAnsi="Wingdings" w:hint="default"/>
+      </w:rPr>
+    </w:lvl>
+    <w:lvl w:ilvl="5" w:tplc="04090005" w:tentative="1">
+      <w:start w:val="1"/>
+      <w:numFmt w:val="bullet"/>
+      <w:lvlText w:val=""/>
+      <w:lvlJc w:val="left"/>
+      <w:pPr>
+        <w:ind w:left="3080" w:hanging="440"/>
+      </w:pPr>
+      <w:rPr>
+        <w:rFonts w:ascii="Wingdings" w:hAnsi="Wingdings" w:hint="default"/>
+      </w:rPr>
+    </w:lvl>
+    <w:lvl w:ilvl="6" w:tplc="04090001" w:tentative="1">
+      <w:start w:val="1"/>
+      <w:numFmt w:val="bullet"/>
+      <w:lvlText w:val=""/>
+      <w:lvlJc w:val="left"/>
+      <w:pPr>
+        <w:ind w:left="3520" w:hanging="440"/>
+      </w:pPr>
+      <w:rPr>
+        <w:rFonts w:ascii="Wingdings" w:hAnsi="Wingdings" w:hint="default"/>
+      </w:rPr>
+    </w:lvl>
+    <w:lvl w:ilvl="7" w:tplc="04090003" w:tentative="1">
+      <w:start w:val="1"/>
+      <w:numFmt w:val="bullet"/>
+      <w:lvlText w:val=""/>
+      <w:lvlJc w:val="left"/>
+      <w:pPr>
+        <w:ind w:left="3960" w:hanging="440"/>
+      </w:pPr>
+      <w:rPr>
+        <w:rFonts w:ascii="Wingdings" w:hAnsi="Wingdings" w:hint="default"/>
+      </w:rPr>
+    </w:lvl>
+    <w:lvl w:ilvl="8" w:tplc="04090005" w:tentative="1">
+      <w:start w:val="1"/>
+      <w:numFmt w:val="bullet"/>
+      <w:lvlText w:val=""/>
+      <w:lvlJc w:val="left"/>
+      <w:pPr>
+        <w:ind w:left="4400" w:hanging="440"/>
+      </w:pPr>
+      <w:rPr>
+        <w:rFonts w:ascii="Wingdings" w:hAnsi="Wingdings" w:hint="default"/>
+      </w:rPr>
+    </w:lvl>
+  </w:abstractNum>
   <w:num w:numId="1" w16cid:durableId="1396316752">
+    <w:abstractNumId w:val="1"/>
+  </w:num>
+  <w:num w:numId="2" w16cid:durableId="1879973505">
     <w:abstractNumId w:val="0"/>
+  </w:num>
+  <w:num w:numId="3" w16cid:durableId="966131751">
+    <w:abstractNumId w:val="2"/>
   </w:num>
 </w:numbering>
 </file>

--- a/작업일지/14주차.docx
+++ b/작업일지/14주차.docx
@@ -274,21 +274,7 @@
               <w:rPr>
                 <w:rFonts w:hint="eastAsia"/>
               </w:rPr>
-              <w:t xml:space="preserve"> </w:t>
-            </w:r>
-            <w:proofErr w:type="spellStart"/>
-            <w:r>
-              <w:rPr>
-                <w:rFonts w:hint="eastAsia"/>
-              </w:rPr>
-              <w:t>윤이하나</w:t>
-            </w:r>
-            <w:proofErr w:type="spellEnd"/>
-            <w:r>
-              <w:rPr>
-                <w:rFonts w:hint="eastAsia"/>
-              </w:rPr>
-              <w:t xml:space="preserve">(기획, </w:t>
+              <w:t xml:space="preserve"> 윤이하나(기획, </w:t>
             </w:r>
             <w:r>
               <w:rPr>
@@ -369,7 +355,15 @@
           <w:b/>
           <w:bCs/>
         </w:rPr>
-        <w:t>1112</w:t>
+        <w:t>111</w:t>
+      </w:r>
+      <w:r>
+        <w:rPr>
+          <w:rFonts w:hint="eastAsia"/>
+          <w:b/>
+          <w:bCs/>
+        </w:rPr>
+        <w:t>9</w:t>
       </w:r>
       <w:r>
         <w:rPr>
@@ -448,7 +442,6 @@
                 <w:bCs/>
               </w:rPr>
             </w:pPr>
-            <w:proofErr w:type="spellStart"/>
             <w:r>
               <w:rPr>
                 <w:rFonts w:hint="eastAsia"/>
@@ -457,7 +450,6 @@
               </w:rPr>
               <w:t>윤이하나</w:t>
             </w:r>
-            <w:proofErr w:type="spellEnd"/>
           </w:p>
         </w:tc>
         <w:tc>
@@ -647,7 +639,6 @@
                 <w:bCs/>
               </w:rPr>
             </w:pPr>
-            <w:proofErr w:type="spellStart"/>
             <w:r>
               <w:rPr>
                 <w:rFonts w:hint="eastAsia"/>
@@ -656,14 +647,33 @@
               </w:rPr>
               <w:t>윤이하나</w:t>
             </w:r>
-            <w:proofErr w:type="spellEnd"/>
           </w:p>
         </w:tc>
         <w:tc>
           <w:tcPr>
             <w:tcW w:w="9214" w:type="dxa"/>
           </w:tcPr>
-          <w:p/>
+          <w:p>
+            <w:r>
+              <w:rPr>
+                <w:rFonts w:hint="eastAsia"/>
+              </w:rPr>
+              <w:t>- 기획 관련하여 특별히 진행한 내용은 없다.</w:t>
+            </w:r>
+          </w:p>
+          <w:p>
+            <w:pPr>
+              <w:rPr>
+                <w:rFonts w:hint="eastAsia"/>
+              </w:rPr>
+            </w:pPr>
+            <w:r>
+              <w:rPr>
+                <w:rFonts w:hint="eastAsia"/>
+              </w:rPr>
+              <w:t>- 게임 캐릭터 모델링을 시작하였다.</w:t>
+            </w:r>
+          </w:p>
         </w:tc>
       </w:tr>
       <w:tr>
@@ -693,11 +703,6 @@
             <w:tcW w:w="9214" w:type="dxa"/>
           </w:tcPr>
           <w:p>
-            <w:pPr>
-              <w:rPr>
-                <w:rFonts w:hint="eastAsia"/>
-              </w:rPr>
-            </w:pPr>
             <w:r>
               <w:rPr>
                 <w:rFonts w:hint="eastAsia"/>
@@ -861,7 +866,21 @@
               <w:rPr>
                 <w:rFonts w:hint="eastAsia"/>
               </w:rPr>
-              <w:t xml:space="preserve"> 파일 중 몇 개가 추가돼서 그런 것 같다. 그런 줄도 모르고 한 달 넘게 헤맸다는 게 너무 허탈하다. 저장소 탓했던 나를 반성하며.. 앞으로 git </w:t>
+              <w:t xml:space="preserve"> 파일 중 몇 개가 추가돼서 그런 것 같다. 그런 줄도 모르고 한 달 넘게 헤맸다는 게 너무 허탈하다. 저장소 탓했던 나를 </w:t>
+            </w:r>
+            <w:proofErr w:type="gramStart"/>
+            <w:r>
+              <w:rPr>
+                <w:rFonts w:hint="eastAsia"/>
+              </w:rPr>
+              <w:t>반성하며..</w:t>
+            </w:r>
+            <w:proofErr w:type="gramEnd"/>
+            <w:r>
+              <w:rPr>
+                <w:rFonts w:hint="eastAsia"/>
+              </w:rPr>
+              <w:t xml:space="preserve"> 앞으로 git </w:t>
             </w:r>
             <w:r>
               <w:t>ignore</w:t>
